--- a/public/temas/ejercicio-1/ESQUEMA TEMA 8.docx
+++ b/public/temas/ejercicio-1/ESQUEMA TEMA 8.docx
@@ -367,7 +367,7 @@
           <w:b/>
           <w:sz w:val="22"/>
         </w:rPr>
-        <w:t>RD 1472/2008</w:t>
+        <w:t>Real Decreto 1472/2008</w:t>
       </w:r>
       <w:r>
         <w:rPr>
@@ -822,7 +822,7 @@
           <w:b/>
           <w:sz w:val="22"/>
         </w:rPr>
-        <w:t>RD 818/2015</w:t>
+        <w:t>Real Decreto 818/2015</w:t>
       </w:r>
       <w:r>
         <w:rPr>
@@ -1972,7 +1972,7 @@
           <w:b/>
           <w:sz w:val="22"/>
         </w:rPr>
-        <w:t>RD 1201/2002</w:t>
+        <w:t>Real Decreto 1201/2002</w:t>
       </w:r>
       <w:r>
         <w:rPr>
@@ -2103,7 +2103,7 @@
           <w:b/>
           <w:sz w:val="22"/>
         </w:rPr>
-        <w:t>RD 1472/2008</w:t>
+        <w:t>Real Decreto 1472/2008</w:t>
       </w:r>
       <w:r>
         <w:rPr>
@@ -2118,7 +2118,7 @@
           <w:b/>
           <w:sz w:val="22"/>
         </w:rPr>
-        <w:t>RD 1113/2006</w:t>
+        <w:t>Real Decreto 1113/2006</w:t>
       </w:r>
       <w:r>
         <w:rPr>
@@ -2133,7 +2133,7 @@
           <w:b/>
           <w:sz w:val="22"/>
         </w:rPr>
-        <w:t>RD 271/2014</w:t>
+        <w:t>Real Decreto 271/2014</w:t>
       </w:r>
       <w:r>
         <w:rPr>
@@ -2170,7 +2170,7 @@
           <w:b/>
           <w:sz w:val="22"/>
         </w:rPr>
-        <w:t>RD 1181/2018</w:t>
+        <w:t>Real Decreto 1181/2018</w:t>
       </w:r>
       <w:r>
         <w:rPr>
@@ -2309,7 +2309,7 @@
           <w:b/>
           <w:sz w:val="22"/>
         </w:rPr>
-        <w:t>RD 175/2004</w:t>
+        <w:t>Real Decreto 175/2004</w:t>
       </w:r>
       <w:r>
         <w:rPr>
@@ -2397,7 +2397,7 @@
           <w:b/>
           <w:sz w:val="22"/>
         </w:rPr>
-        <w:t>RD 1055/2022</w:t>
+        <w:t>Real Decreto 1055/2022</w:t>
       </w:r>
       <w:r>
         <w:rPr>
